--- a/07组《Trace Me寻己》项目需求说明文档.docx
+++ b/07组《Trace Me寻己》项目需求说明文档.docx
@@ -390,13 +390,13 @@
             </w:pPr>
             <w:r>
               <w:rPr>
-                <w:rFonts w:asciiTheme="minorEastAsia" w:eastAsia="宋体" w:hAnsiTheme="minorEastAsia" w:hint="eastAsia"/>
+                <w:rFonts w:asciiTheme="minorEastAsia" w:eastAsia="宋体" w:hAnsiTheme="minorEastAsia"/>
                 <w:color w:val="000000"/>
                 <w:kern w:val="0"/>
                 <w:sz w:val="30"/>
                 <w:szCs w:val="30"/>
               </w:rPr>
-              <w:t>XXX</w:t>
+              <w:t>何蔚珊</w:t>
             </w:r>
           </w:p>
         </w:tc>
@@ -476,20 +476,8 @@
                 <w:sz w:val="30"/>
                 <w:szCs w:val="30"/>
               </w:rPr>
-              <w:t>Trace Me</w:t>
-            </w:r>
-            <w:proofErr w:type="gramStart"/>
-            <w:r>
-              <w:rPr>
-                <w:rFonts w:asciiTheme="minorEastAsia" w:eastAsia="宋体" w:hAnsiTheme="minorEastAsia" w:hint="eastAsia"/>
-                <w:color w:val="000000"/>
-                <w:kern w:val="0"/>
-                <w:sz w:val="30"/>
-                <w:szCs w:val="30"/>
-              </w:rPr>
-              <w:t>寻己</w:t>
-            </w:r>
-            <w:proofErr w:type="gramEnd"/>
+              <w:t>Trace Me寻己</w:t>
+            </w:r>
           </w:p>
         </w:tc>
       </w:tr>
@@ -648,20 +636,8 @@
                 <w:sz w:val="30"/>
                 <w:szCs w:val="30"/>
               </w:rPr>
-              <w:t>25</w:t>
-            </w:r>
-            <w:proofErr w:type="gramStart"/>
-            <w:r>
-              <w:rPr>
-                <w:rFonts w:asciiTheme="minorEastAsia" w:eastAsia="宋体" w:hAnsiTheme="minorEastAsia" w:hint="eastAsia"/>
-                <w:color w:val="000000"/>
-                <w:kern w:val="0"/>
-                <w:sz w:val="30"/>
-                <w:szCs w:val="30"/>
-              </w:rPr>
-              <w:t>数媒技2班</w:t>
-            </w:r>
-            <w:proofErr w:type="gramEnd"/>
+              <w:t>25数媒技2班</w:t>
+            </w:r>
           </w:p>
         </w:tc>
         <w:tc>
@@ -728,7 +704,6 @@
                 <w:szCs w:val="30"/>
               </w:rPr>
             </w:pPr>
-            <w:proofErr w:type="gramStart"/>
             <w:r>
               <w:rPr>
                 <w:rFonts w:asciiTheme="minorEastAsia" w:eastAsia="宋体" w:hAnsiTheme="minorEastAsia" w:hint="eastAsia"/>
@@ -739,7 +714,6 @@
               </w:rPr>
               <w:t>黄蕾</w:t>
             </w:r>
-            <w:proofErr w:type="gramEnd"/>
           </w:p>
         </w:tc>
       </w:tr>
@@ -780,20 +754,8 @@
                 <w:sz w:val="30"/>
                 <w:szCs w:val="30"/>
               </w:rPr>
-              <w:t>25</w:t>
-            </w:r>
-            <w:proofErr w:type="gramStart"/>
-            <w:r>
-              <w:rPr>
-                <w:rFonts w:asciiTheme="minorEastAsia" w:eastAsia="宋体" w:hAnsiTheme="minorEastAsia" w:hint="eastAsia"/>
-                <w:color w:val="000000"/>
-                <w:kern w:val="0"/>
-                <w:sz w:val="30"/>
-                <w:szCs w:val="30"/>
-              </w:rPr>
-              <w:t>数媒技2班</w:t>
-            </w:r>
-            <w:proofErr w:type="gramEnd"/>
+              <w:t>25数媒技2班</w:t>
+            </w:r>
           </w:p>
         </w:tc>
         <w:tc>
@@ -910,20 +872,8 @@
                 <w:sz w:val="30"/>
                 <w:szCs w:val="30"/>
               </w:rPr>
-              <w:t>25</w:t>
-            </w:r>
-            <w:proofErr w:type="gramStart"/>
-            <w:r>
-              <w:rPr>
-                <w:rFonts w:asciiTheme="minorEastAsia" w:eastAsia="宋体" w:hAnsiTheme="minorEastAsia" w:hint="eastAsia"/>
-                <w:color w:val="000000"/>
-                <w:kern w:val="0"/>
-                <w:sz w:val="30"/>
-                <w:szCs w:val="30"/>
-              </w:rPr>
-              <w:t>数媒技2班</w:t>
-            </w:r>
-            <w:proofErr w:type="gramEnd"/>
+              <w:t>25数媒技2班</w:t>
+            </w:r>
           </w:p>
         </w:tc>
         <w:tc>
@@ -1268,73 +1218,7 @@
           <w:szCs w:val="24"/>
           <w:shd w:val="clear" w:color="auto" w:fill="FAF9F5"/>
         </w:rPr>
-        <w:t xml:space="preserve">2026 </w:t>
-      </w:r>
-      <w:proofErr w:type="spellStart"/>
-      <w:r>
-        <w:rPr>
-          <w:rFonts w:ascii="宋体" w:eastAsia="宋体" w:hAnsi="宋体" w:cs="宋体"/>
-          <w:color w:val="000000"/>
-          <w:sz w:val="24"/>
-          <w:szCs w:val="24"/>
-          <w:shd w:val="clear" w:color="auto" w:fill="FAF9F5"/>
-        </w:rPr>
-        <w:t>CiGA</w:t>
-      </w:r>
-      <w:proofErr w:type="spellEnd"/>
-      <w:r>
-        <w:rPr>
-          <w:rFonts w:ascii="宋体" w:eastAsia="宋体" w:hAnsi="宋体" w:cs="宋体"/>
-          <w:color w:val="000000"/>
-          <w:sz w:val="24"/>
-          <w:szCs w:val="24"/>
-          <w:shd w:val="clear" w:color="auto" w:fill="FAF9F5"/>
-        </w:rPr>
-        <w:t xml:space="preserve"> </w:t>
-      </w:r>
-      <w:proofErr w:type="spellStart"/>
-      <w:r>
-        <w:rPr>
-          <w:rFonts w:ascii="宋体" w:eastAsia="宋体" w:hAnsi="宋体" w:cs="宋体"/>
-          <w:color w:val="000000"/>
-          <w:sz w:val="24"/>
-          <w:szCs w:val="24"/>
-          <w:shd w:val="clear" w:color="auto" w:fill="FAF9F5"/>
-        </w:rPr>
-        <w:t>GameJam</w:t>
-      </w:r>
-      <w:proofErr w:type="spellEnd"/>
-      <w:r>
-        <w:rPr>
-          <w:rFonts w:ascii="宋体" w:eastAsia="宋体" w:hAnsi="宋体" w:cs="宋体"/>
-          <w:color w:val="000000"/>
-          <w:sz w:val="24"/>
-          <w:szCs w:val="24"/>
-          <w:shd w:val="clear" w:color="auto" w:fill="FAF9F5"/>
-        </w:rPr>
-        <w:t xml:space="preserve"> 的主题是 “Anchor”，即“锚”。我们由此联想到“锚点”与记忆之间的关系：过去留下的物品、场所和痕迹，像锚一样连接着人的自我认知。因此，本作以“调查过去的事物”为核心，让玩家在寻找</w:t>
-      </w:r>
-      <w:proofErr w:type="gramStart"/>
-      <w:r>
-        <w:rPr>
-          <w:rFonts w:ascii="宋体" w:eastAsia="宋体" w:hAnsi="宋体" w:cs="宋体"/>
-          <w:color w:val="000000"/>
-          <w:sz w:val="24"/>
-          <w:szCs w:val="24"/>
-          <w:shd w:val="clear" w:color="auto" w:fill="FAF9F5"/>
-        </w:rPr>
-        <w:t>记忆锚点的</w:t>
-      </w:r>
-      <w:proofErr w:type="gramEnd"/>
-      <w:r>
-        <w:rPr>
-          <w:rFonts w:ascii="宋体" w:eastAsia="宋体" w:hAnsi="宋体" w:cs="宋体"/>
-          <w:color w:val="000000"/>
-          <w:sz w:val="24"/>
-          <w:szCs w:val="24"/>
-          <w:shd w:val="clear" w:color="auto" w:fill="FAF9F5"/>
-        </w:rPr>
-        <w:t>过程中，逐渐寻回真实的自己。</w:t>
+        <w:t>2026 CiGA GameJam 的主题是 “Anchor”，即“锚”。我们由此联想到“锚点”与记忆之间的关系：过去留下的物品、场所和痕迹，像锚一样连接着人的自我认知。因此，本作以“调查过去的事物”为核心，让玩家在寻找记忆锚点的过程中，逐渐寻回真实的自己。</w:t>
       </w:r>
     </w:p>
     <w:p>
@@ -1561,7 +1445,7 @@
         <w:spacing w:line="360" w:lineRule="auto"/>
         <w:ind w:firstLineChars="0" w:firstLine="0"/>
         <w:rPr>
-          <w:rFonts w:ascii="宋体" w:eastAsia="宋体" w:hAnsi="宋体" w:cs="宋体" w:hint="default"/>
+          <w:rFonts w:ascii="宋体" w:eastAsia="宋体" w:hAnsi="宋体" w:cs="宋体"/>
           <w:sz w:val="24"/>
           <w:szCs w:val="24"/>
         </w:rPr>
@@ -1574,7 +1458,7 @@
         <w:spacing w:line="360" w:lineRule="auto"/>
         <w:ind w:firstLineChars="0" w:firstLine="0"/>
         <w:rPr>
-          <w:rFonts w:ascii="宋体" w:eastAsia="宋体" w:hAnsi="宋体" w:cs="宋体" w:hint="default"/>
+          <w:rFonts w:ascii="宋体" w:eastAsia="宋体" w:hAnsi="宋体" w:cs="宋体"/>
           <w:sz w:val="24"/>
           <w:szCs w:val="24"/>
         </w:rPr>
@@ -1816,11 +1700,9 @@
                 <w:szCs w:val="24"/>
               </w:rPr>
             </w:pPr>
-            <w:proofErr w:type="gramStart"/>
             <w:r>
               <w:t>黄蕾</w:t>
             </w:r>
-            <w:proofErr w:type="gramEnd"/>
           </w:p>
         </w:tc>
         <w:tc>
@@ -2329,7 +2211,7 @@
         <w:spacing w:line="360" w:lineRule="auto"/>
         <w:ind w:left="360" w:firstLineChars="0" w:hanging="360"/>
         <w:rPr>
-          <w:rFonts w:ascii="宋体" w:eastAsia="宋体" w:hAnsi="宋体" w:cs="宋体" w:hint="default"/>
+          <w:rFonts w:ascii="宋体" w:eastAsia="宋体" w:hAnsi="宋体" w:cs="宋体"/>
           <w:b/>
           <w:bCs/>
           <w:sz w:val="28"/>
@@ -2545,23 +2427,7 @@
                 <w:rFonts w:ascii="宋体" w:eastAsia="宋体" w:hAnsi="宋体" w:cs="宋体"/>
                 <w:sz w:val="22"/>
               </w:rPr>
-              <w:t>小</w:t>
-            </w:r>
-            <w:proofErr w:type="gramStart"/>
-            <w:r>
-              <w:rPr>
-                <w:rFonts w:ascii="宋体" w:eastAsia="宋体" w:hAnsi="宋体" w:cs="宋体"/>
-                <w:sz w:val="22"/>
-              </w:rPr>
-              <w:t>学期第</w:t>
-            </w:r>
-            <w:proofErr w:type="gramEnd"/>
-            <w:r>
-              <w:rPr>
-                <w:rFonts w:ascii="宋体" w:eastAsia="宋体" w:hAnsi="宋体" w:cs="宋体"/>
-                <w:sz w:val="22"/>
-              </w:rPr>
-              <w:t>四周</w:t>
+              <w:t>小学期第四周</w:t>
             </w:r>
           </w:p>
         </w:tc>
@@ -2584,11 +2450,9 @@
                 <w:szCs w:val="24"/>
               </w:rPr>
             </w:pPr>
-            <w:proofErr w:type="gramStart"/>
             <w:r>
               <w:t>黄蕾</w:t>
             </w:r>
-            <w:proofErr w:type="gramEnd"/>
           </w:p>
         </w:tc>
         <w:tc>
@@ -3782,7 +3646,6 @@
         </w:rPr>
         <w:t>同类作品考察主要参考《去月球》《</w:t>
       </w:r>
-      <w:proofErr w:type="spellStart"/>
       <w:r>
         <w:rPr>
           <w:rFonts w:ascii="Open Sans" w:eastAsia="宋体" w:hAnsi="Open Sans" w:cs="Open Sans"/>
@@ -3792,7 +3655,6 @@
         </w:rPr>
         <w:t>Ib</w:t>
       </w:r>
-      <w:proofErr w:type="spellEnd"/>
       <w:r>
         <w:rPr>
           <w:rFonts w:ascii="Open Sans" w:eastAsia="宋体" w:hAnsi="Open Sans" w:cs="Open Sans"/>
@@ -3951,7 +3813,6 @@
         </w:rPr>
         <w:t xml:space="preserve"> 16-22 </w:t>
       </w:r>
-      <w:proofErr w:type="gramStart"/>
       <w:r>
         <w:rPr>
           <w:rFonts w:ascii="Open Sans" w:eastAsia="宋体" w:hAnsi="Open Sans" w:cs="Open Sans"/>
@@ -3961,7 +3822,6 @@
         </w:rPr>
         <w:t>岁用户</w:t>
       </w:r>
-      <w:proofErr w:type="gramEnd"/>
       <w:r>
         <w:rPr>
           <w:rFonts w:ascii="Open Sans" w:eastAsia="宋体" w:hAnsi="Open Sans" w:cs="Open Sans"/>
@@ -4007,7 +3867,6 @@
         </w:rPr>
         <w:t xml:space="preserve">23-30 </w:t>
       </w:r>
-      <w:proofErr w:type="gramStart"/>
       <w:r>
         <w:rPr>
           <w:rFonts w:ascii="Open Sans" w:eastAsia="宋体" w:hAnsi="Open Sans" w:cs="Open Sans"/>
@@ -4017,7 +3876,6 @@
         </w:rPr>
         <w:t>岁用户</w:t>
       </w:r>
-      <w:proofErr w:type="gramEnd"/>
       <w:r>
         <w:rPr>
           <w:rFonts w:ascii="Open Sans" w:eastAsia="宋体" w:hAnsi="Open Sans" w:cs="Open Sans"/>
@@ -4527,25 +4385,14 @@
         </w:rPr>
         <w:t xml:space="preserve">PC </w:t>
       </w:r>
-      <w:proofErr w:type="gramStart"/>
-      <w:r>
-        <w:rPr>
-          <w:rFonts w:ascii="Open Sans" w:eastAsia="宋体" w:hAnsi="Open Sans" w:cs="Open Sans"/>
-          <w:color w:val="333333"/>
-          <w:kern w:val="0"/>
-          <w:sz w:val="24"/>
-        </w:rPr>
-        <w:t>端更适合</w:t>
-      </w:r>
-      <w:proofErr w:type="gramEnd"/>
-      <w:r>
-        <w:rPr>
-          <w:rFonts w:ascii="Open Sans" w:eastAsia="宋体" w:hAnsi="Open Sans" w:cs="Open Sans"/>
-          <w:color w:val="333333"/>
-          <w:kern w:val="0"/>
-          <w:sz w:val="24"/>
-        </w:rPr>
-        <w:t>承载本项目的核心体验。</w:t>
+      <w:r>
+        <w:rPr>
+          <w:rFonts w:ascii="Open Sans" w:eastAsia="宋体" w:hAnsi="Open Sans" w:cs="Open Sans"/>
+          <w:color w:val="333333"/>
+          <w:kern w:val="0"/>
+          <w:sz w:val="24"/>
+        </w:rPr>
+        <w:t>端更适合承载本项目的核心体验。</w:t>
       </w:r>
     </w:p>
     <w:p>
@@ -4578,25 +4425,14 @@
         </w:rPr>
         <w:t xml:space="preserve"> PC </w:t>
       </w:r>
-      <w:proofErr w:type="gramStart"/>
-      <w:r>
-        <w:rPr>
-          <w:rFonts w:ascii="Open Sans" w:eastAsia="宋体" w:hAnsi="Open Sans" w:cs="Open Sans"/>
-          <w:color w:val="333333"/>
-          <w:kern w:val="0"/>
-          <w:sz w:val="24"/>
-        </w:rPr>
-        <w:t>端操作</w:t>
-      </w:r>
-      <w:proofErr w:type="gramEnd"/>
-      <w:r>
-        <w:rPr>
-          <w:rFonts w:ascii="Open Sans" w:eastAsia="宋体" w:hAnsi="Open Sans" w:cs="Open Sans"/>
-          <w:color w:val="333333"/>
-          <w:kern w:val="0"/>
-          <w:sz w:val="24"/>
-        </w:rPr>
-        <w:t>体验，包括</w:t>
+      <w:r>
+        <w:rPr>
+          <w:rFonts w:ascii="Open Sans" w:eastAsia="宋体" w:hAnsi="Open Sans" w:cs="Open Sans"/>
+          <w:color w:val="333333"/>
+          <w:kern w:val="0"/>
+          <w:sz w:val="24"/>
+        </w:rPr>
+        <w:t>端操作体验，包括</w:t>
       </w:r>
       <w:r>
         <w:rPr>
@@ -5527,27 +5363,7 @@
           <w:kern w:val="0"/>
           <w:sz w:val="24"/>
         </w:rPr>
-        <w:t>高难度</w:t>
-      </w:r>
-      <w:proofErr w:type="gramStart"/>
-      <w:r>
-        <w:rPr>
-          <w:rFonts w:ascii="Open Sans" w:eastAsia="宋体" w:hAnsi="Open Sans" w:cs="Open Sans"/>
-          <w:color w:val="333333"/>
-          <w:kern w:val="0"/>
-          <w:sz w:val="24"/>
-        </w:rPr>
-        <w:t>谜</w:t>
-      </w:r>
-      <w:proofErr w:type="gramEnd"/>
-      <w:r>
-        <w:rPr>
-          <w:rFonts w:ascii="Open Sans" w:eastAsia="宋体" w:hAnsi="Open Sans" w:cs="Open Sans"/>
-          <w:color w:val="333333"/>
-          <w:kern w:val="0"/>
-          <w:sz w:val="24"/>
-        </w:rPr>
-        <w:t>题型解谜</w:t>
+        <w:t>高难度谜题型解谜</w:t>
       </w:r>
       <w:r>
         <w:rPr>
@@ -6747,27 +6563,7 @@
           <w:kern w:val="0"/>
           <w:sz w:val="24"/>
         </w:rPr>
-        <w:t>但为了降低玩家压力，建议将调查次数用于氛围推进和世界状态变化，而将结局判定更多绑定在关键线索完整度上。这样既能保留代入感，又不会让玩家因为多调查或</w:t>
-      </w:r>
-      <w:proofErr w:type="gramStart"/>
-      <w:r>
-        <w:rPr>
-          <w:rFonts w:ascii="Open Sans" w:eastAsia="宋体" w:hAnsi="Open Sans" w:cs="Open Sans"/>
-          <w:color w:val="333333"/>
-          <w:kern w:val="0"/>
-          <w:sz w:val="24"/>
-        </w:rPr>
-        <w:t>少调查</w:t>
-      </w:r>
-      <w:proofErr w:type="gramEnd"/>
-      <w:r>
-        <w:rPr>
-          <w:rFonts w:ascii="Open Sans" w:eastAsia="宋体" w:hAnsi="Open Sans" w:cs="Open Sans"/>
-          <w:color w:val="333333"/>
-          <w:kern w:val="0"/>
-          <w:sz w:val="24"/>
-        </w:rPr>
-        <w:t>而产生强烈挫败。</w:t>
+        <w:t>但为了降低玩家压力，建议将调查次数用于氛围推进和世界状态变化，而将结局判定更多绑定在关键线索完整度上。这样既能保留代入感，又不会让玩家因为多调查或少调查而产生强烈挫败。</w:t>
       </w:r>
     </w:p>
     <w:p>
@@ -7235,27 +7031,7 @@
           <w:kern w:val="0"/>
           <w:sz w:val="24"/>
         </w:rPr>
-        <w:t>设定具有较高开发价值。</w:t>
-      </w:r>
-      <w:proofErr w:type="gramStart"/>
-      <w:r>
-        <w:rPr>
-          <w:rFonts w:ascii="Open Sans" w:eastAsia="宋体" w:hAnsi="Open Sans" w:cs="Open Sans"/>
-          <w:color w:val="333333"/>
-          <w:kern w:val="0"/>
-          <w:sz w:val="24"/>
-        </w:rPr>
-        <w:t>每个锚点不只是</w:t>
-      </w:r>
-      <w:proofErr w:type="gramEnd"/>
-      <w:r>
-        <w:rPr>
-          <w:rFonts w:ascii="Open Sans" w:eastAsia="宋体" w:hAnsi="Open Sans" w:cs="Open Sans"/>
-          <w:color w:val="333333"/>
-          <w:kern w:val="0"/>
-          <w:sz w:val="24"/>
-        </w:rPr>
-        <w:t>普通线索，而是过去的自己留给现在的自己的帮助。玩家以为自己在寻找哥哥</w:t>
+        <w:t>设定具有较高开发价值。每个锚点不只是普通线索，而是过去的自己留给现在的自己的帮助。玩家以为自己在寻找哥哥</w:t>
       </w:r>
       <w:r>
         <w:rPr>
@@ -7856,7 +7632,6 @@
         <w:lastRenderedPageBreak/>
         <w:t>五、</w:t>
       </w:r>
-      <w:proofErr w:type="gramStart"/>
       <w:r>
         <w:rPr>
           <w:rFonts w:ascii="宋体" w:eastAsia="宋体" w:hAnsi="宋体" w:cs="宋体"/>
@@ -7867,7 +7642,6 @@
         </w:rPr>
         <w:t>竞品分析</w:t>
       </w:r>
-      <w:proofErr w:type="gramEnd"/>
     </w:p>
     <w:p>
       <w:pPr>
@@ -7897,7 +7671,6 @@
         </w:rPr>
         <w:t xml:space="preserve">5.1 </w:t>
       </w:r>
-      <w:proofErr w:type="gramStart"/>
       <w:r>
         <w:rPr>
           <w:rFonts w:ascii="Open Sans" w:eastAsia="宋体" w:hAnsi="Open Sans" w:cs="Open Sans"/>
@@ -7908,20 +7681,7 @@
           <w:sz w:val="28"/>
           <w:szCs w:val="28"/>
         </w:rPr>
-        <w:t>竞品选择</w:t>
-      </w:r>
-      <w:proofErr w:type="gramEnd"/>
-      <w:r>
-        <w:rPr>
-          <w:rFonts w:ascii="Open Sans" w:eastAsia="宋体" w:hAnsi="Open Sans" w:cs="Open Sans"/>
-          <w:b/>
-          <w:bCs/>
-          <w:color w:val="333333"/>
-          <w:kern w:val="0"/>
-          <w:sz w:val="28"/>
-          <w:szCs w:val="28"/>
-        </w:rPr>
-        <w:t>依据</w:t>
+        <w:t>竞品选择依据</w:t>
       </w:r>
     </w:p>
     <w:p>
@@ -7979,27 +7739,7 @@
           <w:kern w:val="0"/>
           <w:sz w:val="24"/>
         </w:rPr>
-        <w:t>款同类或</w:t>
-      </w:r>
-      <w:proofErr w:type="gramStart"/>
-      <w:r>
-        <w:rPr>
-          <w:rFonts w:ascii="Open Sans" w:eastAsia="宋体" w:hAnsi="Open Sans" w:cs="Open Sans"/>
-          <w:color w:val="333333"/>
-          <w:kern w:val="0"/>
-          <w:sz w:val="24"/>
-        </w:rPr>
-        <w:t>相近竞品进行</w:t>
-      </w:r>
-      <w:proofErr w:type="gramEnd"/>
-      <w:r>
-        <w:rPr>
-          <w:rFonts w:ascii="Open Sans" w:eastAsia="宋体" w:hAnsi="Open Sans" w:cs="Open Sans"/>
-          <w:color w:val="333333"/>
-          <w:kern w:val="0"/>
-          <w:sz w:val="24"/>
-        </w:rPr>
-        <w:t>分析：</w:t>
+        <w:t>款同类或相近竞品进行分析：</w:t>
       </w:r>
     </w:p>
     <w:p>
@@ -8071,7 +7811,6 @@
         </w:rPr>
         <w:t>《</w:t>
       </w:r>
-      <w:proofErr w:type="spellStart"/>
       <w:r>
         <w:rPr>
           <w:rFonts w:ascii="Open Sans" w:eastAsia="宋体" w:hAnsi="Open Sans" w:cs="Open Sans"/>
@@ -8081,7 +7820,6 @@
         </w:rPr>
         <w:t>Ib</w:t>
       </w:r>
-      <w:proofErr w:type="spellEnd"/>
       <w:r>
         <w:rPr>
           <w:rFonts w:ascii="Open Sans" w:eastAsia="宋体" w:hAnsi="Open Sans" w:cs="Open Sans"/>
@@ -8218,33 +7956,7 @@
           <w:sz w:val="28"/>
           <w:szCs w:val="28"/>
         </w:rPr>
-        <w:t>竞品</w:t>
-      </w:r>
-      <w:proofErr w:type="gramStart"/>
-      <w:r>
-        <w:rPr>
-          <w:rFonts w:ascii="Open Sans" w:eastAsia="宋体" w:hAnsi="Open Sans" w:cs="Open Sans"/>
-          <w:b/>
-          <w:bCs/>
-          <w:color w:val="333333"/>
-          <w:kern w:val="0"/>
-          <w:sz w:val="28"/>
-          <w:szCs w:val="28"/>
-        </w:rPr>
-        <w:t>一</w:t>
-      </w:r>
-      <w:proofErr w:type="gramEnd"/>
-      <w:r>
-        <w:rPr>
-          <w:rFonts w:ascii="Open Sans" w:eastAsia="宋体" w:hAnsi="Open Sans" w:cs="Open Sans"/>
-          <w:b/>
-          <w:bCs/>
-          <w:color w:val="333333"/>
-          <w:kern w:val="0"/>
-          <w:sz w:val="28"/>
-          <w:szCs w:val="28"/>
-        </w:rPr>
-        <w:t>：《去月球》</w:t>
+        <w:t>竞品一：《去月球》</w:t>
       </w:r>
     </w:p>
     <w:p>
@@ -8360,27 +8072,7 @@
           <w:kern w:val="0"/>
           <w:sz w:val="24"/>
         </w:rPr>
-        <w:t>该作品互动性相对较弱，玩家更多是在跟随剧情推进，探索和解</w:t>
-      </w:r>
-      <w:proofErr w:type="gramStart"/>
-      <w:r>
-        <w:rPr>
-          <w:rFonts w:ascii="Open Sans" w:eastAsia="宋体" w:hAnsi="Open Sans" w:cs="Open Sans"/>
-          <w:color w:val="333333"/>
-          <w:kern w:val="0"/>
-          <w:sz w:val="24"/>
-        </w:rPr>
-        <w:t>谜</w:t>
-      </w:r>
-      <w:proofErr w:type="gramEnd"/>
-      <w:r>
-        <w:rPr>
-          <w:rFonts w:ascii="Open Sans" w:eastAsia="宋体" w:hAnsi="Open Sans" w:cs="Open Sans"/>
-          <w:color w:val="333333"/>
-          <w:kern w:val="0"/>
-          <w:sz w:val="24"/>
-        </w:rPr>
-        <w:t>自由度有限。如果玩家更期待主动调查和推理，可能会觉得参与感不足。</w:t>
+        <w:t>该作品互动性相对较弱，玩家更多是在跟随剧情推进，探索和解谜自由度有限。如果玩家更期待主动调查和推理，可能会觉得参与感不足。</w:t>
       </w:r>
     </w:p>
     <w:p>
@@ -8984,7 +8676,6 @@
         </w:rPr>
         <w:t xml:space="preserve">5.3 </w:t>
       </w:r>
-      <w:proofErr w:type="gramStart"/>
       <w:r>
         <w:rPr>
           <w:rFonts w:ascii="Open Sans" w:eastAsia="宋体" w:hAnsi="Open Sans" w:cs="Open Sans"/>
@@ -8995,9 +8686,8 @@
           <w:sz w:val="28"/>
           <w:szCs w:val="28"/>
         </w:rPr>
-        <w:t>竞品二</w:t>
-      </w:r>
-      <w:proofErr w:type="gramEnd"/>
+        <w:t>竞品二：《</w:t>
+      </w:r>
       <w:r>
         <w:rPr>
           <w:rFonts w:ascii="Open Sans" w:eastAsia="宋体" w:hAnsi="Open Sans" w:cs="Open Sans"/>
@@ -9008,22 +8698,8 @@
           <w:sz w:val="28"/>
           <w:szCs w:val="28"/>
         </w:rPr>
-        <w:t>：《</w:t>
-      </w:r>
-      <w:proofErr w:type="spellStart"/>
-      <w:r>
-        <w:rPr>
-          <w:rFonts w:ascii="Open Sans" w:eastAsia="宋体" w:hAnsi="Open Sans" w:cs="Open Sans"/>
-          <w:b/>
-          <w:bCs/>
-          <w:color w:val="333333"/>
-          <w:kern w:val="0"/>
-          <w:sz w:val="28"/>
-          <w:szCs w:val="28"/>
-        </w:rPr>
         <w:t>Ib</w:t>
       </w:r>
-      <w:proofErr w:type="spellEnd"/>
       <w:r>
         <w:rPr>
           <w:rFonts w:ascii="Open Sans" w:eastAsia="宋体" w:hAnsi="Open Sans" w:cs="Open Sans"/>
@@ -9085,7 +8761,6 @@
         </w:rPr>
         <w:t>《</w:t>
       </w:r>
-      <w:proofErr w:type="spellStart"/>
       <w:r>
         <w:rPr>
           <w:rFonts w:ascii="Open Sans" w:eastAsia="宋体" w:hAnsi="Open Sans" w:cs="Open Sans"/>
@@ -9095,7 +8770,6 @@
         </w:rPr>
         <w:t>Ib</w:t>
       </w:r>
-      <w:proofErr w:type="spellEnd"/>
       <w:r>
         <w:rPr>
           <w:rFonts w:ascii="Open Sans" w:eastAsia="宋体" w:hAnsi="Open Sans" w:cs="Open Sans"/>
@@ -9222,7 +8896,6 @@
         </w:rPr>
         <w:t>（寻己）》可以借鉴《</w:t>
       </w:r>
-      <w:proofErr w:type="spellStart"/>
       <w:r>
         <w:rPr>
           <w:rFonts w:ascii="Open Sans" w:eastAsia="宋体" w:hAnsi="Open Sans" w:cs="Open Sans"/>
@@ -9232,7 +8905,6 @@
         </w:rPr>
         <w:t>Ib</w:t>
       </w:r>
-      <w:proofErr w:type="spellEnd"/>
       <w:r>
         <w:rPr>
           <w:rFonts w:ascii="Open Sans" w:eastAsia="宋体" w:hAnsi="Open Sans" w:cs="Open Sans"/>
@@ -9776,7 +9448,6 @@
         </w:rPr>
         <w:t xml:space="preserve">5.4 </w:t>
       </w:r>
-      <w:proofErr w:type="gramStart"/>
       <w:r>
         <w:rPr>
           <w:rFonts w:ascii="Open Sans" w:eastAsia="宋体" w:hAnsi="Open Sans" w:cs="Open Sans"/>
@@ -9787,20 +9458,7 @@
           <w:sz w:val="28"/>
           <w:szCs w:val="28"/>
         </w:rPr>
-        <w:t>竞品三</w:t>
-      </w:r>
-      <w:proofErr w:type="gramEnd"/>
-      <w:r>
-        <w:rPr>
-          <w:rFonts w:ascii="Open Sans" w:eastAsia="宋体" w:hAnsi="Open Sans" w:cs="Open Sans"/>
-          <w:b/>
-          <w:bCs/>
-          <w:color w:val="333333"/>
-          <w:kern w:val="0"/>
-          <w:sz w:val="28"/>
-          <w:szCs w:val="28"/>
-        </w:rPr>
-        <w:t>：《魔女之家》</w:t>
+        <w:t>竞品三：《魔女之家》</w:t>
       </w:r>
     </w:p>
     <w:p>
@@ -10560,7 +10218,6 @@
         </w:rPr>
         <w:t xml:space="preserve">5.5 </w:t>
       </w:r>
-      <w:proofErr w:type="gramStart"/>
       <w:r>
         <w:rPr>
           <w:rFonts w:ascii="Open Sans" w:eastAsia="宋体" w:hAnsi="Open Sans" w:cs="Open Sans"/>
@@ -10571,20 +10228,7 @@
           <w:sz w:val="28"/>
           <w:szCs w:val="28"/>
         </w:rPr>
-        <w:t>竞品四</w:t>
-      </w:r>
-      <w:proofErr w:type="gramEnd"/>
-      <w:r>
-        <w:rPr>
-          <w:rFonts w:ascii="Open Sans" w:eastAsia="宋体" w:hAnsi="Open Sans" w:cs="Open Sans"/>
-          <w:b/>
-          <w:bCs/>
-          <w:color w:val="333333"/>
-          <w:kern w:val="0"/>
-          <w:sz w:val="28"/>
-          <w:szCs w:val="28"/>
-        </w:rPr>
-        <w:t>：《梦日记》</w:t>
+        <w:t>竞品四：《梦日记》</w:t>
       </w:r>
     </w:p>
     <w:p>
@@ -10799,25 +10443,14 @@
         </w:rPr>
         <w:t xml:space="preserve"> 3-5 </w:t>
       </w:r>
-      <w:proofErr w:type="gramStart"/>
-      <w:r>
-        <w:rPr>
-          <w:rFonts w:ascii="Open Sans" w:eastAsia="宋体" w:hAnsi="Open Sans" w:cs="Open Sans"/>
-          <w:color w:val="333333"/>
-          <w:kern w:val="0"/>
-          <w:sz w:val="24"/>
-        </w:rPr>
-        <w:t>个</w:t>
-      </w:r>
-      <w:proofErr w:type="gramEnd"/>
-      <w:r>
-        <w:rPr>
-          <w:rFonts w:ascii="Open Sans" w:eastAsia="宋体" w:hAnsi="Open Sans" w:cs="Open Sans"/>
-          <w:color w:val="333333"/>
-          <w:kern w:val="0"/>
-          <w:sz w:val="24"/>
-        </w:rPr>
-        <w:t>关键线索，收集完成后进入下一区域。这样可以在保持象征感的同时，避免玩家迷失。</w:t>
+      <w:r>
+        <w:rPr>
+          <w:rFonts w:ascii="Open Sans" w:eastAsia="宋体" w:hAnsi="Open Sans" w:cs="Open Sans"/>
+          <w:color w:val="333333"/>
+          <w:kern w:val="0"/>
+          <w:sz w:val="24"/>
+        </w:rPr>
+        <w:t>个关键线索，收集完成后进入下一区域。这样可以在保持象征感的同时，避免玩家迷失。</w:t>
       </w:r>
     </w:p>
     <w:p>
@@ -11318,7 +10951,6 @@
         </w:rPr>
         <w:t xml:space="preserve">5.6 </w:t>
       </w:r>
-      <w:proofErr w:type="gramStart"/>
       <w:r>
         <w:rPr>
           <w:rFonts w:ascii="Open Sans" w:eastAsia="宋体" w:hAnsi="Open Sans" w:cs="Open Sans"/>
@@ -11329,20 +10961,7 @@
           <w:sz w:val="28"/>
           <w:szCs w:val="28"/>
         </w:rPr>
-        <w:t>竞品综合</w:t>
-      </w:r>
-      <w:proofErr w:type="gramEnd"/>
-      <w:r>
-        <w:rPr>
-          <w:rFonts w:ascii="Open Sans" w:eastAsia="宋体" w:hAnsi="Open Sans" w:cs="Open Sans"/>
-          <w:b/>
-          <w:bCs/>
-          <w:color w:val="333333"/>
-          <w:kern w:val="0"/>
-          <w:sz w:val="28"/>
-          <w:szCs w:val="28"/>
-        </w:rPr>
-        <w:t>结论</w:t>
+        <w:t>竞品综合结论</w:t>
       </w:r>
     </w:p>
     <w:p>
@@ -11364,27 +10983,7 @@
           <w:kern w:val="0"/>
           <w:sz w:val="24"/>
         </w:rPr>
-        <w:t>通过</w:t>
-      </w:r>
-      <w:proofErr w:type="gramStart"/>
-      <w:r>
-        <w:rPr>
-          <w:rFonts w:ascii="Open Sans" w:eastAsia="宋体" w:hAnsi="Open Sans" w:cs="Open Sans"/>
-          <w:color w:val="333333"/>
-          <w:kern w:val="0"/>
-          <w:sz w:val="24"/>
-        </w:rPr>
-        <w:t>竞品分析</w:t>
-      </w:r>
-      <w:proofErr w:type="gramEnd"/>
-      <w:r>
-        <w:rPr>
-          <w:rFonts w:ascii="Open Sans" w:eastAsia="宋体" w:hAnsi="Open Sans" w:cs="Open Sans"/>
-          <w:color w:val="333333"/>
-          <w:kern w:val="0"/>
-          <w:sz w:val="24"/>
-        </w:rPr>
-        <w:t>可以发现，优秀的剧情向解谜</w:t>
+        <w:t>通过竞品分析可以发现，优秀的剧情向解谜</w:t>
       </w:r>
       <w:r>
         <w:rPr>
@@ -11627,27 +11226,7 @@
           <w:kern w:val="0"/>
           <w:sz w:val="24"/>
         </w:rPr>
-        <w:t>变化和场景封锁统一解释为过去的自己对现在的自己的引导。相比竞品，本项目的特色不是单纯恐怖，也不是</w:t>
-      </w:r>
-      <w:proofErr w:type="gramStart"/>
-      <w:r>
-        <w:rPr>
-          <w:rFonts w:ascii="Open Sans" w:eastAsia="宋体" w:hAnsi="Open Sans" w:cs="Open Sans"/>
-          <w:color w:val="333333"/>
-          <w:kern w:val="0"/>
-          <w:sz w:val="24"/>
-        </w:rPr>
-        <w:t>纯情绪</w:t>
-      </w:r>
-      <w:proofErr w:type="gramEnd"/>
-      <w:r>
-        <w:rPr>
-          <w:rFonts w:ascii="Open Sans" w:eastAsia="宋体" w:hAnsi="Open Sans" w:cs="Open Sans"/>
-          <w:color w:val="333333"/>
-          <w:kern w:val="0"/>
-          <w:sz w:val="24"/>
-        </w:rPr>
-        <w:t>叙事，而是</w:t>
+        <w:t>变化和场景封锁统一解释为过去的自己对现在的自己的引导。相比竞品，本项目的特色不是单纯恐怖，也不是纯情绪叙事，而是</w:t>
       </w:r>
       <w:r>
         <w:rPr>
@@ -11789,25 +11368,7 @@
           <w:sz w:val="28"/>
           <w:szCs w:val="28"/>
         </w:rPr>
-        <w:t>6.2 用户画像</w:t>
-      </w:r>
-      <w:proofErr w:type="gramStart"/>
-      <w:r>
-        <w:rPr>
-          <w:rFonts w:ascii="宋体" w:eastAsia="宋体" w:hAnsi="宋体" w:cs="宋体"/>
-          <w:sz w:val="28"/>
-          <w:szCs w:val="28"/>
-        </w:rPr>
-        <w:t>一</w:t>
-      </w:r>
-      <w:proofErr w:type="gramEnd"/>
-      <w:r>
-        <w:rPr>
-          <w:rFonts w:ascii="宋体" w:eastAsia="宋体" w:hAnsi="宋体" w:cs="宋体"/>
-          <w:sz w:val="28"/>
-          <w:szCs w:val="28"/>
-        </w:rPr>
-        <w:t>：剧情探索型玩家</w:t>
+        <w:t>6.2 用户画像一：剧情探索型玩家</w:t>
       </w:r>
     </w:p>
     <w:tbl>
@@ -11952,9 +11513,32 @@
                 <w:sz w:val="24"/>
                 <w:szCs w:val="24"/>
               </w:rPr>
-              <w:t xml:space="preserve">16-22 </w:t>
-            </w:r>
-            <w:proofErr w:type="gramStart"/>
+              <w:t>16-22 岁为主</w:t>
+            </w:r>
+          </w:p>
+        </w:tc>
+      </w:tr>
+      <w:tr>
+        <w:tc>
+          <w:tcPr>
+            <w:tcW w:w="4333" w:type="dxa"/>
+            <w:vAlign w:val="center"/>
+          </w:tcPr>
+          <w:p>
+            <w:pPr>
+              <w:pStyle w:val="msolistparagraph0"/>
+              <w:widowControl/>
+              <w:spacing w:line="360" w:lineRule="auto"/>
+              <w:ind w:firstLineChars="0" w:firstLine="0"/>
+              <w:jc w:val="center"/>
+              <w:rPr>
+                <w:rFonts w:asciiTheme="minorEastAsia" w:eastAsiaTheme="minorEastAsia" w:hAnsiTheme="minorEastAsia" w:cs="宋体"/>
+                <w:b/>
+                <w:bCs/>
+                <w:sz w:val="24"/>
+                <w:szCs w:val="24"/>
+              </w:rPr>
+            </w:pPr>
             <w:r>
               <w:rPr>
                 <w:rStyle w:val="md-plain"/>
@@ -11963,16 +11547,13 @@
                 <w:sz w:val="24"/>
                 <w:szCs w:val="24"/>
               </w:rPr>
-              <w:t>岁为主</w:t>
-            </w:r>
-            <w:proofErr w:type="gramEnd"/>
-          </w:p>
-        </w:tc>
-      </w:tr>
-      <w:tr>
-        <w:tc>
-          <w:tcPr>
-            <w:tcW w:w="4333" w:type="dxa"/>
+              <w:t>平台</w:t>
+            </w:r>
+          </w:p>
+        </w:tc>
+        <w:tc>
+          <w:tcPr>
+            <w:tcW w:w="3889" w:type="dxa"/>
             <w:vAlign w:val="center"/>
           </w:tcPr>
           <w:p>
@@ -11998,13 +11579,15 @@
                 <w:sz w:val="24"/>
                 <w:szCs w:val="24"/>
               </w:rPr>
-              <w:t>平台</w:t>
-            </w:r>
-          </w:p>
-        </w:tc>
-        <w:tc>
-          <w:tcPr>
-            <w:tcW w:w="3889" w:type="dxa"/>
+              <w:t>PC、手机</w:t>
+            </w:r>
+          </w:p>
+        </w:tc>
+      </w:tr>
+      <w:tr>
+        <w:tc>
+          <w:tcPr>
+            <w:tcW w:w="4333" w:type="dxa"/>
             <w:vAlign w:val="center"/>
           </w:tcPr>
           <w:p>
@@ -12030,15 +11613,13 @@
                 <w:sz w:val="24"/>
                 <w:szCs w:val="24"/>
               </w:rPr>
-              <w:t>PC、手机</w:t>
-            </w:r>
-          </w:p>
-        </w:tc>
-      </w:tr>
-      <w:tr>
-        <w:tc>
-          <w:tcPr>
-            <w:tcW w:w="4333" w:type="dxa"/>
+              <w:t>游戏经验</w:t>
+            </w:r>
+          </w:p>
+        </w:tc>
+        <w:tc>
+          <w:tcPr>
+            <w:tcW w:w="3889" w:type="dxa"/>
             <w:vAlign w:val="center"/>
           </w:tcPr>
           <w:p>
@@ -12064,13 +11645,15 @@
                 <w:sz w:val="24"/>
                 <w:szCs w:val="24"/>
               </w:rPr>
-              <w:t>游戏经验</w:t>
-            </w:r>
-          </w:p>
-        </w:tc>
-        <w:tc>
-          <w:tcPr>
-            <w:tcW w:w="3889" w:type="dxa"/>
+              <w:t>偶尔接触传统解谜 RPG，熟悉《去月球》《Ib》等剧情向作品</w:t>
+            </w:r>
+          </w:p>
+        </w:tc>
+      </w:tr>
+      <w:tr>
+        <w:tc>
+          <w:tcPr>
+            <w:tcW w:w="4333" w:type="dxa"/>
             <w:vAlign w:val="center"/>
           </w:tcPr>
           <w:p>
@@ -12096,9 +11679,30 @@
                 <w:sz w:val="24"/>
                 <w:szCs w:val="24"/>
               </w:rPr>
-              <w:t>偶尔接触传统解谜 RPG，熟悉《去月球》《</w:t>
-            </w:r>
-            <w:proofErr w:type="spellStart"/>
+              <w:t>核心特征</w:t>
+            </w:r>
+          </w:p>
+        </w:tc>
+        <w:tc>
+          <w:tcPr>
+            <w:tcW w:w="3889" w:type="dxa"/>
+            <w:vAlign w:val="center"/>
+          </w:tcPr>
+          <w:p>
+            <w:pPr>
+              <w:pStyle w:val="msolistparagraph0"/>
+              <w:widowControl/>
+              <w:spacing w:line="360" w:lineRule="auto"/>
+              <w:ind w:firstLineChars="0" w:firstLine="0"/>
+              <w:jc w:val="center"/>
+              <w:rPr>
+                <w:rFonts w:asciiTheme="minorEastAsia" w:eastAsiaTheme="minorEastAsia" w:hAnsiTheme="minorEastAsia" w:cs="宋体"/>
+                <w:b/>
+                <w:bCs/>
+                <w:sz w:val="24"/>
+                <w:szCs w:val="24"/>
+              </w:rPr>
+            </w:pPr>
             <w:r>
               <w:rPr>
                 <w:rStyle w:val="md-plain"/>
@@ -12107,9 +11711,32 @@
                 <w:sz w:val="24"/>
                 <w:szCs w:val="24"/>
               </w:rPr>
-              <w:t>Ib</w:t>
-            </w:r>
-            <w:proofErr w:type="spellEnd"/>
+              <w:t>喜欢剧情反转、情绪表达、角色成长和隐藏真相</w:t>
+            </w:r>
+          </w:p>
+        </w:tc>
+      </w:tr>
+      <w:tr>
+        <w:tc>
+          <w:tcPr>
+            <w:tcW w:w="4333" w:type="dxa"/>
+            <w:vAlign w:val="center"/>
+          </w:tcPr>
+          <w:p>
+            <w:pPr>
+              <w:pStyle w:val="msolistparagraph0"/>
+              <w:widowControl/>
+              <w:spacing w:line="360" w:lineRule="auto"/>
+              <w:ind w:firstLineChars="0" w:firstLine="0"/>
+              <w:jc w:val="center"/>
+              <w:rPr>
+                <w:rFonts w:asciiTheme="minorEastAsia" w:eastAsiaTheme="minorEastAsia" w:hAnsiTheme="minorEastAsia" w:cs="宋体"/>
+                <w:b/>
+                <w:bCs/>
+                <w:sz w:val="24"/>
+                <w:szCs w:val="24"/>
+              </w:rPr>
+            </w:pPr>
             <w:r>
               <w:rPr>
                 <w:rStyle w:val="md-plain"/>
@@ -12118,15 +11745,13 @@
                 <w:sz w:val="24"/>
                 <w:szCs w:val="24"/>
               </w:rPr>
-              <w:t>》等剧情向作品</w:t>
-            </w:r>
-          </w:p>
-        </w:tc>
-      </w:tr>
-      <w:tr>
-        <w:tc>
-          <w:tcPr>
-            <w:tcW w:w="4333" w:type="dxa"/>
+              <w:t>行为习惯</w:t>
+            </w:r>
+          </w:p>
+        </w:tc>
+        <w:tc>
+          <w:tcPr>
+            <w:tcW w:w="3889" w:type="dxa"/>
             <w:vAlign w:val="center"/>
           </w:tcPr>
           <w:p>
@@ -12152,13 +11777,15 @@
                 <w:sz w:val="24"/>
                 <w:szCs w:val="24"/>
               </w:rPr>
-              <w:t>核心特征</w:t>
-            </w:r>
-          </w:p>
-        </w:tc>
-        <w:tc>
-          <w:tcPr>
-            <w:tcW w:w="3889" w:type="dxa"/>
+              <w:t>会主动调查场景物品，关注文本细节，愿意整理线索</w:t>
+            </w:r>
+          </w:p>
+        </w:tc>
+      </w:tr>
+      <w:tr>
+        <w:tc>
+          <w:tcPr>
+            <w:tcW w:w="4333" w:type="dxa"/>
             <w:vAlign w:val="center"/>
           </w:tcPr>
           <w:p>
@@ -12184,15 +11811,13 @@
                 <w:sz w:val="24"/>
                 <w:szCs w:val="24"/>
               </w:rPr>
-              <w:t>喜欢剧情反转、情绪表达、角色成长和隐藏真相</w:t>
-            </w:r>
-          </w:p>
-        </w:tc>
-      </w:tr>
-      <w:tr>
-        <w:tc>
-          <w:tcPr>
-            <w:tcW w:w="4333" w:type="dxa"/>
+              <w:t>主要需求</w:t>
+            </w:r>
+          </w:p>
+        </w:tc>
+        <w:tc>
+          <w:tcPr>
+            <w:tcW w:w="3889" w:type="dxa"/>
             <w:vAlign w:val="center"/>
           </w:tcPr>
           <w:p>
@@ -12218,13 +11843,15 @@
                 <w:sz w:val="24"/>
                 <w:szCs w:val="24"/>
               </w:rPr>
-              <w:t>行为习惯</w:t>
-            </w:r>
-          </w:p>
-        </w:tc>
-        <w:tc>
-          <w:tcPr>
-            <w:tcW w:w="3889" w:type="dxa"/>
+              <w:t>希望每个线索都能推动剧情，而不是无意义收集</w:t>
+            </w:r>
+          </w:p>
+        </w:tc>
+      </w:tr>
+      <w:tr>
+        <w:tc>
+          <w:tcPr>
+            <w:tcW w:w="4333" w:type="dxa"/>
             <w:vAlign w:val="center"/>
           </w:tcPr>
           <w:p>
@@ -12250,15 +11877,13 @@
                 <w:sz w:val="24"/>
                 <w:szCs w:val="24"/>
               </w:rPr>
-              <w:t>会主动调查场景物品，关注文本细节，愿意整理线索</w:t>
-            </w:r>
-          </w:p>
-        </w:tc>
-      </w:tr>
-      <w:tr>
-        <w:tc>
-          <w:tcPr>
-            <w:tcW w:w="4333" w:type="dxa"/>
+              <w:t>对本项目的价值</w:t>
+            </w:r>
+          </w:p>
+        </w:tc>
+        <w:tc>
+          <w:tcPr>
+            <w:tcW w:w="3889" w:type="dxa"/>
             <w:vAlign w:val="center"/>
           </w:tcPr>
           <w:p>
@@ -12284,127 +11909,7 @@
                 <w:sz w:val="24"/>
                 <w:szCs w:val="24"/>
               </w:rPr>
-              <w:t>主要需求</w:t>
-            </w:r>
-          </w:p>
-        </w:tc>
-        <w:tc>
-          <w:tcPr>
-            <w:tcW w:w="3889" w:type="dxa"/>
-            <w:vAlign w:val="center"/>
-          </w:tcPr>
-          <w:p>
-            <w:pPr>
-              <w:pStyle w:val="msolistparagraph0"/>
-              <w:widowControl/>
-              <w:spacing w:line="360" w:lineRule="auto"/>
-              <w:ind w:firstLineChars="0" w:firstLine="0"/>
-              <w:jc w:val="center"/>
-              <w:rPr>
-                <w:rFonts w:asciiTheme="minorEastAsia" w:eastAsiaTheme="minorEastAsia" w:hAnsiTheme="minorEastAsia" w:cs="宋体"/>
-                <w:b/>
-                <w:bCs/>
-                <w:sz w:val="24"/>
-                <w:szCs w:val="24"/>
-              </w:rPr>
-            </w:pPr>
-            <w:r>
-              <w:rPr>
-                <w:rStyle w:val="md-plain"/>
-                <w:rFonts w:asciiTheme="minorEastAsia" w:eastAsiaTheme="minorEastAsia" w:hAnsiTheme="minorEastAsia" w:cs="Open Sans"/>
-                <w:color w:val="333333"/>
-                <w:sz w:val="24"/>
-                <w:szCs w:val="24"/>
-              </w:rPr>
-              <w:t>希望每个线索都能推动剧情，而不是无意义收集</w:t>
-            </w:r>
-          </w:p>
-        </w:tc>
-      </w:tr>
-      <w:tr>
-        <w:tc>
-          <w:tcPr>
-            <w:tcW w:w="4333" w:type="dxa"/>
-            <w:vAlign w:val="center"/>
-          </w:tcPr>
-          <w:p>
-            <w:pPr>
-              <w:pStyle w:val="msolistparagraph0"/>
-              <w:widowControl/>
-              <w:spacing w:line="360" w:lineRule="auto"/>
-              <w:ind w:firstLineChars="0" w:firstLine="0"/>
-              <w:jc w:val="center"/>
-              <w:rPr>
-                <w:rFonts w:asciiTheme="minorEastAsia" w:eastAsiaTheme="minorEastAsia" w:hAnsiTheme="minorEastAsia" w:cs="宋体"/>
-                <w:b/>
-                <w:bCs/>
-                <w:sz w:val="24"/>
-                <w:szCs w:val="24"/>
-              </w:rPr>
-            </w:pPr>
-            <w:r>
-              <w:rPr>
-                <w:rStyle w:val="md-plain"/>
-                <w:rFonts w:asciiTheme="minorEastAsia" w:eastAsiaTheme="minorEastAsia" w:hAnsiTheme="minorEastAsia" w:cs="Open Sans"/>
-                <w:color w:val="333333"/>
-                <w:sz w:val="24"/>
-                <w:szCs w:val="24"/>
-              </w:rPr>
-              <w:t>对本项目的价值</w:t>
-            </w:r>
-          </w:p>
-        </w:tc>
-        <w:tc>
-          <w:tcPr>
-            <w:tcW w:w="3889" w:type="dxa"/>
-            <w:vAlign w:val="center"/>
-          </w:tcPr>
-          <w:p>
-            <w:pPr>
-              <w:pStyle w:val="msolistparagraph0"/>
-              <w:widowControl/>
-              <w:spacing w:line="360" w:lineRule="auto"/>
-              <w:ind w:firstLineChars="0" w:firstLine="0"/>
-              <w:jc w:val="center"/>
-              <w:rPr>
-                <w:rFonts w:asciiTheme="minorEastAsia" w:eastAsiaTheme="minorEastAsia" w:hAnsiTheme="minorEastAsia" w:cs="宋体"/>
-                <w:b/>
-                <w:bCs/>
-                <w:sz w:val="24"/>
-                <w:szCs w:val="24"/>
-              </w:rPr>
-            </w:pPr>
-            <w:r>
-              <w:rPr>
-                <w:rStyle w:val="md-plain"/>
-                <w:rFonts w:asciiTheme="minorEastAsia" w:eastAsiaTheme="minorEastAsia" w:hAnsiTheme="minorEastAsia" w:cs="Open Sans"/>
-                <w:color w:val="333333"/>
-                <w:sz w:val="24"/>
-                <w:szCs w:val="24"/>
-              </w:rPr>
-              <w:t>是《Trace Me（寻己）》</w:t>
-            </w:r>
-            <w:proofErr w:type="gramStart"/>
-            <w:r>
-              <w:rPr>
-                <w:rStyle w:val="md-plain"/>
-                <w:rFonts w:asciiTheme="minorEastAsia" w:eastAsiaTheme="minorEastAsia" w:hAnsiTheme="minorEastAsia" w:cs="Open Sans"/>
-                <w:color w:val="333333"/>
-                <w:sz w:val="24"/>
-                <w:szCs w:val="24"/>
-              </w:rPr>
-              <w:t>最</w:t>
-            </w:r>
-            <w:proofErr w:type="gramEnd"/>
-            <w:r>
-              <w:rPr>
-                <w:rStyle w:val="md-plain"/>
-                <w:rFonts w:asciiTheme="minorEastAsia" w:eastAsiaTheme="minorEastAsia" w:hAnsiTheme="minorEastAsia" w:cs="Open Sans"/>
-                <w:color w:val="333333"/>
-                <w:sz w:val="24"/>
-                <w:szCs w:val="24"/>
-              </w:rPr>
-              <w:t>核心的</w:t>
+              <w:t>是《Trace Me（寻己）》最核心的</w:t>
             </w:r>
             <w:r>
               <w:rPr>
@@ -13026,25 +12531,7 @@
           <w:sz w:val="24"/>
           <w:szCs w:val="24"/>
         </w:rPr>
-        <w:t>该类玩家不一定追求复杂推理，但</w:t>
-      </w:r>
-      <w:proofErr w:type="gramStart"/>
-      <w:r>
-        <w:rPr>
-          <w:rFonts w:ascii="宋体" w:eastAsia="宋体" w:hAnsi="宋体" w:cs="宋体"/>
-          <w:sz w:val="24"/>
-          <w:szCs w:val="24"/>
-        </w:rPr>
-        <w:t>会被空教室</w:t>
-      </w:r>
-      <w:proofErr w:type="gramEnd"/>
-      <w:r>
-        <w:rPr>
-          <w:rFonts w:ascii="宋体" w:eastAsia="宋体" w:hAnsi="宋体" w:cs="宋体"/>
-          <w:sz w:val="24"/>
-          <w:szCs w:val="24"/>
-        </w:rPr>
-        <w:t>、废弃便利店、黄昏游乐场、风很大的天台等场景吸引。他们对“影子出现”“灯光熄灭”“涂鸦亮起”“玻璃门倒影”等演出反馈敏感。因此项目需要重视美术、音效、动效和场景变化，让玩家感受到世界正在随真相接近而改变。</w:t>
+        <w:t>该类玩家不一定追求复杂推理，但会被空教室、废弃便利店、黄昏游乐场、风很大的天台等场景吸引。他们对“影子出现”“灯光熄灭”“涂鸦亮起”“玻璃门倒影”等演出反馈敏感。因此项目需要重视美术、音效、动效和场景变化，让玩家感受到世界正在随真相接近而改变。</w:t>
       </w:r>
     </w:p>
     <w:p>
@@ -13209,20 +12696,8 @@
                 <w:sz w:val="24"/>
                 <w:szCs w:val="24"/>
               </w:rPr>
-              <w:t xml:space="preserve">16-22 </w:t>
-            </w:r>
-            <w:proofErr w:type="gramStart"/>
-            <w:r>
-              <w:rPr>
-                <w:rStyle w:val="md-plain"/>
-                <w:rFonts w:asciiTheme="minorEastAsia" w:eastAsiaTheme="minorEastAsia" w:hAnsiTheme="minorEastAsia" w:cs="Open Sans"/>
-                <w:color w:val="333333"/>
-                <w:sz w:val="24"/>
-                <w:szCs w:val="24"/>
-              </w:rPr>
-              <w:t>岁为主</w:t>
-            </w:r>
-            <w:proofErr w:type="gramEnd"/>
+              <w:t>16-22 岁为主</w:t>
+            </w:r>
           </w:p>
         </w:tc>
       </w:tr>
@@ -13808,27 +13283,7 @@
           <w:sz w:val="24"/>
           <w:szCs w:val="24"/>
         </w:rPr>
-        <w:t>通过问卷结果、</w:t>
-      </w:r>
-      <w:proofErr w:type="gramStart"/>
-      <w:r>
-        <w:rPr>
-          <w:rFonts w:ascii="宋体" w:eastAsia="宋体" w:hAnsi="宋体" w:cs="宋体"/>
-          <w:color w:val="000000"/>
-          <w:sz w:val="24"/>
-          <w:szCs w:val="24"/>
-        </w:rPr>
-        <w:t>竞品分析</w:t>
-      </w:r>
-      <w:proofErr w:type="gramEnd"/>
-      <w:r>
-        <w:rPr>
-          <w:rFonts w:ascii="宋体" w:eastAsia="宋体" w:hAnsi="宋体" w:cs="宋体"/>
-          <w:color w:val="000000"/>
-          <w:sz w:val="24"/>
-          <w:szCs w:val="24"/>
-        </w:rPr>
-        <w:t>和项目草案整理，可以发现本项目需要重点解决以下问题：</w:t>
+        <w:t>通过问卷结果、竞品分析和项目草案整理，可以发现本项目需要重点解决以下问题：</w:t>
       </w:r>
     </w:p>
     <w:p>
@@ -14610,27 +14065,7 @@
                 <w:sz w:val="24"/>
                 <w:szCs w:val="24"/>
               </w:rPr>
-              <w:t>玩家喜欢调查次数影响剧情，但部分</w:t>
-            </w:r>
-            <w:proofErr w:type="gramStart"/>
-            <w:r>
-              <w:rPr>
-                <w:rFonts w:ascii="宋体" w:eastAsia="宋体" w:hAnsi="宋体" w:cs="宋体"/>
-                <w:color w:val="000000" w:themeColor="text1"/>
-                <w:sz w:val="24"/>
-                <w:szCs w:val="24"/>
-              </w:rPr>
-              <w:t>玩家担心</w:t>
-            </w:r>
-            <w:proofErr w:type="gramEnd"/>
-            <w:r>
-              <w:rPr>
-                <w:rFonts w:ascii="宋体" w:eastAsia="宋体" w:hAnsi="宋体" w:cs="宋体"/>
-                <w:color w:val="000000" w:themeColor="text1"/>
-                <w:sz w:val="24"/>
-                <w:szCs w:val="24"/>
-              </w:rPr>
-              <w:t>错过内容或产生压力</w:t>
+              <w:t>玩家喜欢调查次数影响剧情，但部分玩家担心错过内容或产生压力</w:t>
             </w:r>
           </w:p>
         </w:tc>
@@ -14760,19 +14195,8 @@
                 <w:sz w:val="24"/>
                 <w:szCs w:val="24"/>
               </w:rPr>
-              <w:t>4. 第 28 次后封锁回头路；5. 结局主要依据关键线索完整</w:t>
-            </w:r>
-            <w:proofErr w:type="gramStart"/>
-            <w:r>
-              <w:rPr>
-                <w:rFonts w:ascii="宋体" w:eastAsia="宋体" w:hAnsi="宋体" w:cs="宋体"/>
-                <w:color w:val="000000" w:themeColor="text1"/>
-                <w:sz w:val="24"/>
-                <w:szCs w:val="24"/>
-              </w:rPr>
-              <w:t>度判断</w:t>
-            </w:r>
-            <w:proofErr w:type="gramEnd"/>
+              <w:t>4. 第 28 次后封锁回头路；5. 结局主要依据关键线索完整度判断</w:t>
+            </w:r>
           </w:p>
         </w:tc>
       </w:tr>
@@ -14892,27 +14316,7 @@
                 <w:sz w:val="24"/>
                 <w:szCs w:val="24"/>
               </w:rPr>
-              <w:t xml:space="preserve">1. 每个场景设置 3-5 </w:t>
-            </w:r>
-            <w:proofErr w:type="gramStart"/>
-            <w:r>
-              <w:rPr>
-                <w:rFonts w:ascii="宋体" w:eastAsia="宋体" w:hAnsi="宋体" w:cs="宋体"/>
-                <w:color w:val="000000" w:themeColor="text1"/>
-                <w:sz w:val="24"/>
-                <w:szCs w:val="24"/>
-              </w:rPr>
-              <w:t>个</w:t>
-            </w:r>
-            <w:proofErr w:type="gramEnd"/>
-            <w:r>
-              <w:rPr>
-                <w:rFonts w:ascii="宋体" w:eastAsia="宋体" w:hAnsi="宋体" w:cs="宋体"/>
-                <w:color w:val="000000" w:themeColor="text1"/>
-                <w:sz w:val="24"/>
-                <w:szCs w:val="24"/>
-              </w:rPr>
-              <w:t>关键线索；2. 线索获得后加入日志；</w:t>
+              <w:t>1. 每个场景设置 3-5 个关键线索；2. 线索获得后加入日志；</w:t>
             </w:r>
           </w:p>
           <w:p>
@@ -15091,27 +14495,7 @@
                 <w:szCs w:val="24"/>
               </w:rPr>
               <w:lastRenderedPageBreak/>
-              <w:t>4. 动</w:t>
-            </w:r>
-            <w:proofErr w:type="gramStart"/>
-            <w:r>
-              <w:rPr>
-                <w:rFonts w:ascii="宋体" w:eastAsia="宋体" w:hAnsi="宋体" w:cs="宋体"/>
-                <w:color w:val="000000" w:themeColor="text1"/>
-                <w:sz w:val="24"/>
-                <w:szCs w:val="24"/>
-              </w:rPr>
-              <w:t>效保持</w:t>
-            </w:r>
-            <w:proofErr w:type="gramEnd"/>
-            <w:r>
-              <w:rPr>
-                <w:rFonts w:ascii="宋体" w:eastAsia="宋体" w:hAnsi="宋体" w:cs="宋体"/>
-                <w:color w:val="000000" w:themeColor="text1"/>
-                <w:sz w:val="24"/>
-                <w:szCs w:val="24"/>
-              </w:rPr>
-              <w:t>克制，避免廉价惊吓</w:t>
+              <w:t>4. 动效保持克制，避免廉价惊吓</w:t>
             </w:r>
           </w:p>
         </w:tc>
@@ -15606,27 +14990,7 @@
                 <w:szCs w:val="24"/>
               </w:rPr>
               <w:lastRenderedPageBreak/>
-              <w:t>1. 前五</w:t>
-            </w:r>
-            <w:proofErr w:type="gramStart"/>
-            <w:r>
-              <w:rPr>
-                <w:rFonts w:ascii="宋体" w:eastAsia="宋体" w:hAnsi="宋体" w:cs="宋体"/>
-                <w:color w:val="000000" w:themeColor="text1"/>
-                <w:sz w:val="24"/>
-                <w:szCs w:val="24"/>
-              </w:rPr>
-              <w:t>关关键</w:t>
-            </w:r>
-            <w:proofErr w:type="gramEnd"/>
-            <w:r>
-              <w:rPr>
-                <w:rFonts w:ascii="宋体" w:eastAsia="宋体" w:hAnsi="宋体" w:cs="宋体"/>
-                <w:color w:val="000000" w:themeColor="text1"/>
-                <w:sz w:val="24"/>
-                <w:szCs w:val="24"/>
-              </w:rPr>
-              <w:t>线索完整收集进入真结局；</w:t>
+              <w:t>1. 前五关关键线索完整收集进入真结局；</w:t>
             </w:r>
           </w:p>
           <w:p>
@@ -15816,27 +15180,7 @@
                 <w:sz w:val="24"/>
                 <w:szCs w:val="24"/>
               </w:rPr>
-              <w:t>建立从表面寻亲到</w:t>
-            </w:r>
-            <w:proofErr w:type="gramStart"/>
-            <w:r>
-              <w:rPr>
-                <w:rFonts w:ascii="宋体" w:eastAsia="宋体" w:hAnsi="宋体" w:cs="宋体"/>
-                <w:color w:val="000000" w:themeColor="text1"/>
-                <w:sz w:val="24"/>
-                <w:szCs w:val="24"/>
-              </w:rPr>
-              <w:t>内层寻己的</w:t>
-            </w:r>
-            <w:proofErr w:type="gramEnd"/>
-            <w:r>
-              <w:rPr>
-                <w:rFonts w:ascii="宋体" w:eastAsia="宋体" w:hAnsi="宋体" w:cs="宋体"/>
-                <w:color w:val="000000" w:themeColor="text1"/>
-                <w:sz w:val="24"/>
-                <w:szCs w:val="24"/>
-              </w:rPr>
-              <w:t>递进式叙事结构</w:t>
+              <w:t>建立从表面寻亲到内层寻己的递进式叙事结构</w:t>
             </w:r>
           </w:p>
         </w:tc>
@@ -16518,27 +15862,7 @@
                 <w:sz w:val="24"/>
                 <w:szCs w:val="24"/>
               </w:rPr>
-              <w:t xml:space="preserve">1. </w:t>
-            </w:r>
-            <w:proofErr w:type="gramStart"/>
-            <w:r>
-              <w:rPr>
-                <w:rFonts w:ascii="宋体" w:eastAsia="宋体" w:hAnsi="宋体" w:cs="宋体"/>
-                <w:color w:val="000000" w:themeColor="text1"/>
-                <w:sz w:val="24"/>
-                <w:szCs w:val="24"/>
-              </w:rPr>
-              <w:t>锚点对应</w:t>
-            </w:r>
-            <w:proofErr w:type="gramEnd"/>
-            <w:r>
-              <w:rPr>
-                <w:rFonts w:ascii="宋体" w:eastAsia="宋体" w:hAnsi="宋体" w:cs="宋体"/>
-                <w:color w:val="000000" w:themeColor="text1"/>
-                <w:sz w:val="24"/>
-                <w:szCs w:val="24"/>
-              </w:rPr>
-              <w:t>关键物品和记忆碎片；</w:t>
+              <w:t>1. 锚点对应关键物品和记忆碎片；</w:t>
             </w:r>
           </w:p>
           <w:p>
